--- a/文件/2025全國大專校院智慧創新暨跨域整合創作競賽系統需求書 (2).docx
+++ b/文件/2025全國大專校院智慧創新暨跨域整合創作競賽系統需求書 (2).docx
@@ -121,6 +121,24 @@
           <w:rFonts w:ascii="Times New Roman" w:eastAsia="標楷體" w:hAnsi="Times New Roman" w:cs="Times New Roman"/>
         </w:rPr>
       </w:pPr>
+      <w:r>
+        <w:rPr>
+          <w:rFonts w:ascii="Times New Roman" w:eastAsia="標楷體" w:hAnsi="Times New Roman" w:cs="Times New Roman"/>
+        </w:rPr>
+        <w:t>怪怪走開</w:t>
+      </w:r>
+      <w:r>
+        <w:rPr>
+          <w:rFonts w:ascii="Times New Roman" w:eastAsia="標楷體" w:hAnsi="Times New Roman" w:cs="Times New Roman"/>
+        </w:rPr>
+        <w:t>,</w:t>
+      </w:r>
+      <w:r>
+        <w:rPr>
+          <w:rFonts w:ascii="Times New Roman" w:eastAsia="標楷體" w:hAnsi="Times New Roman" w:cs="Times New Roman"/>
+        </w:rPr>
+        <w:t>護您安全</w:t>
+      </w:r>
     </w:p>
     <w:p>
       <w:pPr>
@@ -143,10 +161,43 @@
     </w:p>
     <w:p>
       <w:pPr>
-        <w:rPr>
-          <w:rFonts w:ascii="Times New Roman" w:eastAsia="標楷體" w:hAnsi="Times New Roman" w:cs="Times New Roman"/>
-        </w:rPr>
-      </w:pPr>
+        <w:ind w:left="360"/>
+        <w:rPr>
+          <w:rFonts w:ascii="Times New Roman" w:eastAsia="標楷體" w:hAnsi="Times New Roman" w:cs="Times New Roman"/>
+        </w:rPr>
+      </w:pPr>
+      <w:r>
+        <w:rPr>
+          <w:rFonts w:ascii="Times New Roman" w:eastAsia="標楷體" w:hAnsi="Times New Roman" w:cs="Times New Roman" w:hint="eastAsia"/>
+        </w:rPr>
+        <w:t>目的</w:t>
+      </w:r>
+      <w:r>
+        <w:rPr>
+          <w:rFonts w:ascii="Times New Roman" w:eastAsia="標楷體" w:hAnsi="Times New Roman" w:cs="Times New Roman" w:hint="eastAsia"/>
+        </w:rPr>
+        <w:t>:</w:t>
+      </w:r>
+    </w:p>
+    <w:p>
+      <w:pPr>
+        <w:ind w:left="360"/>
+        <w:rPr>
+          <w:rFonts w:ascii="Times New Roman" w:eastAsia="標楷體" w:hAnsi="Times New Roman" w:cs="Times New Roman"/>
+        </w:rPr>
+      </w:pPr>
+      <w:r>
+        <w:rPr>
+          <w:rFonts w:ascii="Times New Roman" w:eastAsia="標楷體" w:hAnsi="Times New Roman" w:cs="Times New Roman" w:hint="eastAsia"/>
+        </w:rPr>
+        <w:t>範圍</w:t>
+      </w:r>
+      <w:r>
+        <w:rPr>
+          <w:rFonts w:ascii="Times New Roman" w:eastAsia="標楷體" w:hAnsi="Times New Roman" w:cs="Times New Roman" w:hint="eastAsia"/>
+        </w:rPr>
+        <w:t>:</w:t>
+      </w:r>
     </w:p>
     <w:p>
       <w:pPr>
@@ -1258,6 +1309,7 @@
               <w:rPr>
                 <w:rFonts w:ascii="Times New Roman" w:eastAsia="標楷體" w:hAnsi="Times New Roman" w:cs="Times New Roman"/>
               </w:rPr>
+              <w:lastRenderedPageBreak/>
               <w:t>…</w:t>
             </w:r>
           </w:p>
@@ -2540,7 +2592,6 @@
   <w:style w:type="character" w:default="1" w:styleId="a0">
     <w:name w:val="Default Paragraph Font"/>
     <w:uiPriority w:val="1"/>
-    <w:semiHidden/>
     <w:unhideWhenUsed/>
   </w:style>
   <w:style w:type="table" w:default="1" w:styleId="a1">
